--- a/docs/09_План_тестирования.docx
+++ b/docs/09_План_тестирования.docx
@@ -4,15 +4,16 @@
   <w:body>
     <w:p>
       <w:pPr>
-        <w:jc w:val="center"/>
+        <w:spacing w:after="120" w:line="276" w:lineRule="auto"/>
+        <w:jc w:val="both"/>
       </w:pPr>
       <w:r>
         <w:rPr>
-          <w:rFonts w:ascii="Times New Roman" w:hAnsi="Times New Roman" w:eastAsia="Times New Roman"/>
+          <w:rFonts w:ascii="Times New Roman" w:hAnsi="Times New Roman"/>
           <w:b/>
-          <w:sz w:val="32"/>
+          <w:sz w:val="24"/>
         </w:rPr>
-        <w:t>ИНТЕЛЛЕКТА</w:t>
+        <w:t>Интеллекта | Дипломный проект</w:t>
       </w:r>
     </w:p>
     <w:p>
@@ -21,7 +22,16 @@
       </w:pPr>
       <w:r>
         <w:rPr>
-          <w:rFonts w:ascii="Times New Roman" w:hAnsi="Times New Roman" w:eastAsia="Times New Roman"/>
+          <w:rFonts w:ascii="Times New Roman" w:hAnsi="Times New Roman"/>
+          <w:b/>
+          <w:sz w:val="32"/>
+        </w:rPr>
+        <w:t>ИНТЕЛЛЕКТА</w:t>
+        <w:br/>
+      </w:r>
+      <w:r>
+        <w:rPr>
+          <w:rFonts w:ascii="Times New Roman" w:hAnsi="Times New Roman"/>
           <w:b/>
           <w:sz w:val="28"/>
         </w:rPr>
@@ -31,91 +41,30 @@
     <w:p/>
     <w:p>
       <w:pPr>
-        <w:pStyle w:val="Heading1"/>
-      </w:pPr>
-      <w:r>
-        <w:t>1. Цель тестирования</w:t>
-      </w:r>
-    </w:p>
-    <w:p>
-      <w:pPr>
-        <w:spacing w:after="120"/>
-        <w:ind w:firstLine="425"/>
+        <w:spacing w:after="120" w:line="276" w:lineRule="auto"/>
+        <w:jc w:val="both"/>
       </w:pPr>
       <w:r>
         <w:rPr>
-          <w:rFonts w:ascii="Times New Roman" w:hAnsi="Times New Roman" w:eastAsia="Times New Roman"/>
+          <w:rFonts w:ascii="Times New Roman" w:hAnsi="Times New Roman"/>
+          <w:b w:val="0"/>
           <w:sz w:val="24"/>
         </w:rPr>
-        <w:t>Цель тестирования - подтвердить, что веб-сервис «Интеллекта» корректно реализует пользовательские, административные и ИИ-сценарии текущего MVP на архитектуре React/Vite + Vercel + Supabase, а документация не описывает несуществующий backend API /api/v1 как реализованный компонент.</w:t>
+        <w:t>Цель тестирования — подтвердить корректность пользовательских, административных, Supabase/RLS и ИИ-сценариев веб-сервиса «Интеллекта», включая новый смысловой поиск на embedding и pgvector.</w:t>
       </w:r>
     </w:p>
     <w:p>
       <w:pPr>
         <w:pStyle w:val="Heading1"/>
-      </w:pPr>
-      <w:r>
-        <w:t>2. Объекты тестирования</w:t>
-      </w:r>
-    </w:p>
-    <w:p>
-      <w:pPr>
-        <w:spacing w:after="60"/>
-        <w:ind w:left="425" w:hanging="198"/>
+        <w:spacing w:after="120" w:line="276" w:lineRule="auto"/>
       </w:pPr>
       <w:r>
         <w:rPr>
-          <w:rFonts w:ascii="Times New Roman" w:hAnsi="Times New Roman" w:eastAsia="Times New Roman"/>
+          <w:rFonts w:ascii="Times New Roman" w:hAnsi="Times New Roman"/>
+          <w:b w:val="0"/>
           <w:sz w:val="24"/>
         </w:rPr>
-        <w:t>— Frontend: главная страница, каталог, карточка книги, поиск, профиль, рекомендации, избранное, корзина, checkout, заказы и админ-панель.</w:t>
-      </w:r>
-    </w:p>
-    <w:p>
-      <w:pPr>
-        <w:spacing w:after="60"/>
-        <w:ind w:left="425" w:hanging="198"/>
-      </w:pPr>
-      <w:r>
-        <w:rPr>
-          <w:rFonts w:ascii="Times New Roman" w:hAnsi="Times New Roman" w:eastAsia="Times New Roman"/>
-          <w:sz w:val="24"/>
-        </w:rPr>
-        <w:t>— Supabase: таблицы, представление book_catalog_view, Auth, Storage, RLS-политики, RPC-функции.</w:t>
-      </w:r>
-    </w:p>
-    <w:p>
-      <w:pPr>
-        <w:spacing w:after="60"/>
-        <w:ind w:left="425" w:hanging="198"/>
-      </w:pPr>
-      <w:r>
-        <w:rPr>
-          <w:rFonts w:ascii="Times New Roman" w:hAnsi="Times New Roman" w:eastAsia="Times New Roman"/>
-          <w:sz w:val="24"/>
-        </w:rPr>
-        <w:t>— Vercel Function: POST /api/analyze-book, проверка admin-роли, работа с OpenRouter/fallback и запись в book_ai_profiles/ai_analysis_jobs.</w:t>
-      </w:r>
-    </w:p>
-    <w:p>
-      <w:pPr>
-        <w:spacing w:after="60"/>
-        <w:ind w:left="425" w:hanging="198"/>
-      </w:pPr>
-      <w:r>
-        <w:rPr>
-          <w:rFonts w:ascii="Times New Roman" w:hAnsi="Times New Roman" w:eastAsia="Times New Roman"/>
-          <w:sz w:val="24"/>
-        </w:rPr>
-        <w:t>— Интеграция: взаимодействие frontend-сервисов, Supabase client/RPC, RLS и serverless-функции.</w:t>
-      </w:r>
-    </w:p>
-    <w:p>
-      <w:pPr>
-        <w:pStyle w:val="Heading1"/>
-      </w:pPr>
-      <w:r>
-        <w:t>3. Типы тестирования</w:t>
+        <w:t>1. Объекты тестирования</w:t>
       </w:r>
     </w:p>
     <w:tbl>
@@ -123,78 +72,46 @@
         <w:tblStyle w:val="TableGrid"/>
         <w:tblW w:type="auto" w:w="0"/>
         <w:jc w:val="center"/>
-        <w:tblLayout w:type="autofit"/>
         <w:tblLook w:firstColumn="1" w:firstRow="1" w:lastColumn="0" w:lastRow="0" w:noHBand="0" w:noVBand="1" w:val="04A0"/>
       </w:tblPr>
       <w:tblGrid>
-        <w:gridCol w:w="3419"/>
-        <w:gridCol w:w="3419"/>
-        <w:gridCol w:w="3419"/>
+        <w:gridCol w:w="4986"/>
+        <w:gridCol w:w="4986"/>
       </w:tblGrid>
       <w:tr>
-        <w:trPr>
-          <w:tblHeader w:val="true"/>
-        </w:trPr>
         <w:tc>
           <w:tcPr>
-            <w:tcW w:type="dxa" w:w="3419"/>
-            <w:vAlign w:val="top"/>
-            <w:shd w:fill="D9EAF7"/>
+            <w:tcW w:type="dxa" w:w="4986"/>
+            <w:shd w:fill="E8E4DC"/>
+            <w:vAlign w:val="center"/>
           </w:tcPr>
           <w:p>
-            <w:pPr>
-              <w:spacing w:after="0"/>
-            </w:pPr>
             <w:r/>
             <w:r>
               <w:rPr>
-                <w:rFonts w:ascii="Times New Roman" w:hAnsi="Times New Roman" w:eastAsia="Times New Roman"/>
+                <w:rFonts w:ascii="Times New Roman" w:hAnsi="Times New Roman"/>
                 <w:b/>
-                <w:sz w:val="16"/>
+                <w:sz w:val="20"/>
               </w:rPr>
-              <w:t>Тип</w:t>
+              <w:t>Объект</w:t>
             </w:r>
           </w:p>
         </w:tc>
         <w:tc>
           <w:tcPr>
-            <w:tcW w:type="dxa" w:w="3419"/>
-            <w:vAlign w:val="top"/>
-            <w:shd w:fill="D9EAF7"/>
+            <w:tcW w:type="dxa" w:w="4986"/>
+            <w:shd w:fill="E8E4DC"/>
+            <w:vAlign w:val="center"/>
           </w:tcPr>
           <w:p>
-            <w:pPr>
-              <w:spacing w:after="0"/>
-            </w:pPr>
             <w:r/>
             <w:r>
               <w:rPr>
-                <w:rFonts w:ascii="Times New Roman" w:hAnsi="Times New Roman" w:eastAsia="Times New Roman"/>
+                <w:rFonts w:ascii="Times New Roman" w:hAnsi="Times New Roman"/>
                 <w:b/>
-                <w:sz w:val="16"/>
+                <w:sz w:val="20"/>
               </w:rPr>
               <w:t>Что проверяется</w:t>
-            </w:r>
-          </w:p>
-        </w:tc>
-        <w:tc>
-          <w:tcPr>
-            <w:tcW w:type="dxa" w:w="3419"/>
-            <w:vAlign w:val="top"/>
-            <w:shd w:fill="D9EAF7"/>
-          </w:tcPr>
-          <w:p>
-            <w:pPr>
-              <w:spacing w:after="0"/>
-            </w:pPr>
-            <w:r/>
-            <w:r>
-              <w:rPr>
-                <w:rFonts w:ascii="Times New Roman" w:hAnsi="Times New Roman" w:eastAsia="Times New Roman"/>
-                <w:b/>
-                <w:sz w:val="16"/>
-              </w:rPr>
-              <w:t>Инструменты/подход</w:t>
             </w:r>
           </w:p>
         </w:tc>
@@ -202,58 +119,35 @@
       <w:tr>
         <w:tc>
           <w:tcPr>
-            <w:tcW w:type="dxa" w:w="3419"/>
+            <w:tcW w:type="dxa" w:w="4986"/>
+            <w:vAlign w:val="top"/>
           </w:tcPr>
           <w:p>
-            <w:pPr>
-              <w:spacing w:after="0"/>
-            </w:pPr>
             <w:r/>
             <w:r>
               <w:rPr>
-                <w:rFonts w:ascii="Times New Roman" w:hAnsi="Times New Roman" w:eastAsia="Times New Roman"/>
+                <w:rFonts w:ascii="Times New Roman" w:hAnsi="Times New Roman"/>
                 <w:b w:val="0"/>
-                <w:sz w:val="16"/>
+                <w:sz w:val="20"/>
               </w:rPr>
-              <w:t>UI/E2E</w:t>
+              <w:t>Frontend</w:t>
             </w:r>
           </w:p>
         </w:tc>
         <w:tc>
           <w:tcPr>
-            <w:tcW w:type="dxa" w:w="3419"/>
+            <w:tcW w:type="dxa" w:w="4986"/>
+            <w:vAlign w:val="top"/>
           </w:tcPr>
           <w:p>
-            <w:pPr>
-              <w:spacing w:after="0"/>
-            </w:pPr>
             <w:r/>
             <w:r>
               <w:rPr>
-                <w:rFonts w:ascii="Times New Roman" w:hAnsi="Times New Roman" w:eastAsia="Times New Roman"/>
+                <w:rFonts w:ascii="Times New Roman" w:hAnsi="Times New Roman"/>
                 <w:b w:val="0"/>
-                <w:sz w:val="16"/>
+                <w:sz w:val="20"/>
               </w:rPr>
-              <w:t>Пользовательские сценарии каталога, карточки, избранного, корзины, заказа и рекомендаций.</w:t>
-            </w:r>
-          </w:p>
-        </w:tc>
-        <w:tc>
-          <w:tcPr>
-            <w:tcW w:type="dxa" w:w="3419"/>
-          </w:tcPr>
-          <w:p>
-            <w:pPr>
-              <w:spacing w:after="0"/>
-            </w:pPr>
-            <w:r/>
-            <w:r>
-              <w:rPr>
-                <w:rFonts w:ascii="Times New Roman" w:hAnsi="Times New Roman" w:eastAsia="Times New Roman"/>
-                <w:b w:val="0"/>
-                <w:sz w:val="16"/>
-              </w:rPr>
-              <w:t>Ручные проверки в браузере, при необходимости Playwright.</w:t>
+              <w:t>Каталог, карточка, режим обычного/смыслового поиска, рекомендации, корзина, заказы, админ-панель.</w:t>
             </w:r>
           </w:p>
         </w:tc>
@@ -261,58 +155,35 @@
       <w:tr>
         <w:tc>
           <w:tcPr>
-            <w:tcW w:type="dxa" w:w="3419"/>
+            <w:tcW w:type="dxa" w:w="4986"/>
+            <w:vAlign w:val="top"/>
           </w:tcPr>
           <w:p>
-            <w:pPr>
-              <w:spacing w:after="0"/>
-            </w:pPr>
             <w:r/>
             <w:r>
               <w:rPr>
-                <w:rFonts w:ascii="Times New Roman" w:hAnsi="Times New Roman" w:eastAsia="Times New Roman"/>
+                <w:rFonts w:ascii="Times New Roman" w:hAnsi="Times New Roman"/>
                 <w:b w:val="0"/>
-                <w:sz w:val="16"/>
+                <w:sz w:val="20"/>
               </w:rPr>
-              <w:t>Supabase/RLS</w:t>
+              <w:t>Vercel Functions</w:t>
             </w:r>
           </w:p>
         </w:tc>
         <w:tc>
           <w:tcPr>
-            <w:tcW w:type="dxa" w:w="3419"/>
+            <w:tcW w:type="dxa" w:w="4986"/>
+            <w:vAlign w:val="top"/>
           </w:tcPr>
           <w:p>
-            <w:pPr>
-              <w:spacing w:after="0"/>
-            </w:pPr>
             <w:r/>
             <w:r>
               <w:rPr>
-                <w:rFonts w:ascii="Times New Roman" w:hAnsi="Times New Roman" w:eastAsia="Times New Roman"/>
+                <w:rFonts w:ascii="Times New Roman" w:hAnsi="Times New Roman"/>
                 <w:b w:val="0"/>
-                <w:sz w:val="16"/>
+                <w:sz w:val="20"/>
               </w:rPr>
-              <w:t>Доступ к своим и чужим данным, роли user/admin, запрет прямой записи в защищенные таблицы.</w:t>
-            </w:r>
-          </w:p>
-        </w:tc>
-        <w:tc>
-          <w:tcPr>
-            <w:tcW w:type="dxa" w:w="3419"/>
-          </w:tcPr>
-          <w:p>
-            <w:pPr>
-              <w:spacing w:after="0"/>
-            </w:pPr>
-            <w:r/>
-            <w:r>
-              <w:rPr>
-                <w:rFonts w:ascii="Times New Roman" w:hAnsi="Times New Roman" w:eastAsia="Times New Roman"/>
-                <w:b w:val="0"/>
-                <w:sz w:val="16"/>
-              </w:rPr>
-              <w:t>Проверки из приложения под разными пользователями и SQL Editor.</w:t>
+              <w:t>/api/analyze-book, /api/semantic-search, отсутствие секретов в ответах.</w:t>
             </w:r>
           </w:p>
         </w:tc>
@@ -320,58 +191,35 @@
       <w:tr>
         <w:tc>
           <w:tcPr>
-            <w:tcW w:type="dxa" w:w="3419"/>
+            <w:tcW w:type="dxa" w:w="4986"/>
+            <w:vAlign w:val="top"/>
           </w:tcPr>
           <w:p>
-            <w:pPr>
-              <w:spacing w:after="0"/>
-            </w:pPr>
             <w:r/>
             <w:r>
               <w:rPr>
-                <w:rFonts w:ascii="Times New Roman" w:hAnsi="Times New Roman" w:eastAsia="Times New Roman"/>
+                <w:rFonts w:ascii="Times New Roman" w:hAnsi="Times New Roman"/>
                 <w:b w:val="0"/>
-                <w:sz w:val="16"/>
+                <w:sz w:val="20"/>
               </w:rPr>
-              <w:t>RPC</w:t>
+              <w:t>Supabase PostgreSQL</w:t>
             </w:r>
           </w:p>
         </w:tc>
         <w:tc>
           <w:tcPr>
-            <w:tcW w:type="dxa" w:w="3419"/>
+            <w:tcW w:type="dxa" w:w="4986"/>
+            <w:vAlign w:val="top"/>
           </w:tcPr>
           <w:p>
-            <w:pPr>
-              <w:spacing w:after="0"/>
-            </w:pPr>
             <w:r/>
             <w:r>
               <w:rPr>
-                <w:rFonts w:ascii="Times New Roman" w:hAnsi="Times New Roman" w:eastAsia="Times New Roman"/>
+                <w:rFonts w:ascii="Times New Roman" w:hAnsi="Times New Roman"/>
                 <w:b w:val="0"/>
-                <w:sz w:val="16"/>
+                <w:sz w:val="20"/>
               </w:rPr>
-              <w:t>create_order_from_cart, admin_update_order_status, admin CRUD книг.</w:t>
-            </w:r>
-          </w:p>
-        </w:tc>
-        <w:tc>
-          <w:tcPr>
-            <w:tcW w:type="dxa" w:w="3419"/>
-          </w:tcPr>
-          <w:p>
-            <w:pPr>
-              <w:spacing w:after="0"/>
-            </w:pPr>
-            <w:r/>
-            <w:r>
-              <w:rPr>
-                <w:rFonts w:ascii="Times New Roman" w:hAnsi="Times New Roman" w:eastAsia="Times New Roman"/>
-                <w:b w:val="0"/>
-                <w:sz w:val="16"/>
-              </w:rPr>
-              <w:t>Вызовы из UI и точечные SQL-проверки результатов.</w:t>
+              <w:t>Таблицы, RLS, RPC, pgvector, индексы, данные embedding.</w:t>
             </w:r>
           </w:p>
         </w:tc>
@@ -379,176 +227,35 @@
       <w:tr>
         <w:tc>
           <w:tcPr>
-            <w:tcW w:type="dxa" w:w="3419"/>
+            <w:tcW w:type="dxa" w:w="4986"/>
+            <w:vAlign w:val="top"/>
           </w:tcPr>
           <w:p>
-            <w:pPr>
-              <w:spacing w:after="0"/>
-            </w:pPr>
             <w:r/>
             <w:r>
               <w:rPr>
-                <w:rFonts w:ascii="Times New Roman" w:hAnsi="Times New Roman" w:eastAsia="Times New Roman"/>
+                <w:rFonts w:ascii="Times New Roman" w:hAnsi="Times New Roman"/>
                 <w:b w:val="0"/>
-                <w:sz w:val="16"/>
+                <w:sz w:val="20"/>
               </w:rPr>
-              <w:t>Serverless Function</w:t>
+              <w:t>ИИ-интеграция</w:t>
             </w:r>
           </w:p>
         </w:tc>
         <w:tc>
           <w:tcPr>
-            <w:tcW w:type="dxa" w:w="3419"/>
+            <w:tcW w:type="dxa" w:w="4986"/>
+            <w:vAlign w:val="top"/>
           </w:tcPr>
           <w:p>
-            <w:pPr>
-              <w:spacing w:after="0"/>
-            </w:pPr>
             <w:r/>
             <w:r>
               <w:rPr>
-                <w:rFonts w:ascii="Times New Roman" w:hAnsi="Times New Roman" w:eastAsia="Times New Roman"/>
+                <w:rFonts w:ascii="Times New Roman" w:hAnsi="Times New Roman"/>
                 <w:b w:val="0"/>
-                <w:sz w:val="16"/>
+                <w:sz w:val="20"/>
               </w:rPr>
-              <w:t>/api/analyze-book: метод, авторизация, ошибки, запись результата.</w:t>
-            </w:r>
-          </w:p>
-        </w:tc>
-        <w:tc>
-          <w:tcPr>
-            <w:tcW w:type="dxa" w:w="3419"/>
-          </w:tcPr>
-          <w:p>
-            <w:pPr>
-              <w:spacing w:after="0"/>
-            </w:pPr>
-            <w:r/>
-            <w:r>
-              <w:rPr>
-                <w:rFonts w:ascii="Times New Roman" w:hAnsi="Times New Roman" w:eastAsia="Times New Roman"/>
-                <w:b w:val="0"/>
-                <w:sz w:val="16"/>
-              </w:rPr>
-              <w:t>Запуск из админки, Vercel logs, проверка таблиц.</w:t>
-            </w:r>
-          </w:p>
-        </w:tc>
-      </w:tr>
-      <w:tr>
-        <w:tc>
-          <w:tcPr>
-            <w:tcW w:type="dxa" w:w="3419"/>
-          </w:tcPr>
-          <w:p>
-            <w:pPr>
-              <w:spacing w:after="0"/>
-            </w:pPr>
-            <w:r/>
-            <w:r>
-              <w:rPr>
-                <w:rFonts w:ascii="Times New Roman" w:hAnsi="Times New Roman" w:eastAsia="Times New Roman"/>
-                <w:b w:val="0"/>
-                <w:sz w:val="16"/>
-              </w:rPr>
-              <w:t>Build</w:t>
-            </w:r>
-          </w:p>
-        </w:tc>
-        <w:tc>
-          <w:tcPr>
-            <w:tcW w:type="dxa" w:w="3419"/>
-          </w:tcPr>
-          <w:p>
-            <w:pPr>
-              <w:spacing w:after="0"/>
-            </w:pPr>
-            <w:r/>
-            <w:r>
-              <w:rPr>
-                <w:rFonts w:ascii="Times New Roman" w:hAnsi="Times New Roman" w:eastAsia="Times New Roman"/>
-                <w:b w:val="0"/>
-                <w:sz w:val="16"/>
-              </w:rPr>
-              <w:t>Сборка production bundle.</w:t>
-            </w:r>
-          </w:p>
-        </w:tc>
-        <w:tc>
-          <w:tcPr>
-            <w:tcW w:type="dxa" w:w="3419"/>
-          </w:tcPr>
-          <w:p>
-            <w:pPr>
-              <w:spacing w:after="0"/>
-            </w:pPr>
-            <w:r/>
-            <w:r>
-              <w:rPr>
-                <w:rFonts w:ascii="Times New Roman" w:hAnsi="Times New Roman" w:eastAsia="Times New Roman"/>
-                <w:b w:val="0"/>
-                <w:sz w:val="16"/>
-              </w:rPr>
-              <w:t>npm install, npm run build.</w:t>
-            </w:r>
-          </w:p>
-        </w:tc>
-      </w:tr>
-      <w:tr>
-        <w:tc>
-          <w:tcPr>
-            <w:tcW w:type="dxa" w:w="3419"/>
-          </w:tcPr>
-          <w:p>
-            <w:pPr>
-              <w:spacing w:after="0"/>
-            </w:pPr>
-            <w:r/>
-            <w:r>
-              <w:rPr>
-                <w:rFonts w:ascii="Times New Roman" w:hAnsi="Times New Roman" w:eastAsia="Times New Roman"/>
-                <w:b w:val="0"/>
-                <w:sz w:val="16"/>
-              </w:rPr>
-              <w:t>Безопасность</w:t>
-            </w:r>
-          </w:p>
-        </w:tc>
-        <w:tc>
-          <w:tcPr>
-            <w:tcW w:type="dxa" w:w="3419"/>
-          </w:tcPr>
-          <w:p>
-            <w:pPr>
-              <w:spacing w:after="0"/>
-            </w:pPr>
-            <w:r/>
-            <w:r>
-              <w:rPr>
-                <w:rFonts w:ascii="Times New Roman" w:hAnsi="Times New Roman" w:eastAsia="Times New Roman"/>
-                <w:b w:val="0"/>
-                <w:sz w:val="16"/>
-              </w:rPr>
-              <w:t>Отсутствие секретов во frontend и архиве, корректные env-prefixes.</w:t>
-            </w:r>
-          </w:p>
-        </w:tc>
-        <w:tc>
-          <w:tcPr>
-            <w:tcW w:type="dxa" w:w="3419"/>
-          </w:tcPr>
-          <w:p>
-            <w:pPr>
-              <w:spacing w:after="0"/>
-            </w:pPr>
-            <w:r/>
-            <w:r>
-              <w:rPr>
-                <w:rFonts w:ascii="Times New Roman" w:hAnsi="Times New Roman" w:eastAsia="Times New Roman"/>
-                <w:b w:val="0"/>
-                <w:sz w:val="16"/>
-              </w:rPr>
-              <w:t>Поиск .env/ключей, проверка .env.example и Vercel env.</w:t>
+              <w:t>Получение ИИ-сводки, embedding книги, embedding запроса, fallback при ошибке провайдера.</w:t>
             </w:r>
           </w:p>
         </w:tc>
@@ -558,97 +265,339 @@
     <w:p>
       <w:pPr>
         <w:pStyle w:val="Heading1"/>
+        <w:spacing w:after="120" w:line="276" w:lineRule="auto"/>
       </w:pPr>
       <w:r>
-        <w:t>4. Критерии выхода</w:t>
+        <w:rPr>
+          <w:rFonts w:ascii="Times New Roman" w:hAnsi="Times New Roman"/>
+          <w:b w:val="0"/>
+          <w:sz w:val="24"/>
+        </w:rPr>
+        <w:t>2. Проверки semantic search</w:t>
+      </w:r>
+    </w:p>
+    <w:tbl>
+      <w:tblPr>
+        <w:tblStyle w:val="TableGrid"/>
+        <w:tblW w:type="auto" w:w="0"/>
+        <w:jc w:val="center"/>
+        <w:tblLook w:firstColumn="1" w:firstRow="1" w:lastColumn="0" w:lastRow="0" w:noHBand="0" w:noVBand="1" w:val="04A0"/>
+      </w:tblPr>
+      <w:tblGrid>
+        <w:gridCol w:w="4986"/>
+        <w:gridCol w:w="4986"/>
+      </w:tblGrid>
+      <w:tr>
+        <w:tc>
+          <w:tcPr>
+            <w:tcW w:type="dxa" w:w="4986"/>
+            <w:shd w:fill="E8E4DC"/>
+            <w:vAlign w:val="center"/>
+          </w:tcPr>
+          <w:p>
+            <w:r/>
+            <w:r>
+              <w:rPr>
+                <w:rFonts w:ascii="Times New Roman" w:hAnsi="Times New Roman"/>
+                <w:b/>
+                <w:sz w:val="20"/>
+              </w:rPr>
+              <w:t>Проверка</w:t>
+            </w:r>
+          </w:p>
+        </w:tc>
+        <w:tc>
+          <w:tcPr>
+            <w:tcW w:type="dxa" w:w="4986"/>
+            <w:shd w:fill="E8E4DC"/>
+            <w:vAlign w:val="center"/>
+          </w:tcPr>
+          <w:p>
+            <w:r/>
+            <w:r>
+              <w:rPr>
+                <w:rFonts w:ascii="Times New Roman" w:hAnsi="Times New Roman"/>
+                <w:b/>
+                <w:sz w:val="20"/>
+              </w:rPr>
+              <w:t>Ожидаемый результат</w:t>
+            </w:r>
+          </w:p>
+        </w:tc>
+      </w:tr>
+      <w:tr>
+        <w:tc>
+          <w:tcPr>
+            <w:tcW w:type="dxa" w:w="4986"/>
+            <w:vAlign w:val="top"/>
+          </w:tcPr>
+          <w:p>
+            <w:r/>
+            <w:r>
+              <w:rPr>
+                <w:rFonts w:ascii="Times New Roman" w:hAnsi="Times New Roman"/>
+                <w:b w:val="0"/>
+                <w:sz w:val="20"/>
+              </w:rPr>
+              <w:t>Применение 22_semantic_search_pgvector.sql</w:t>
+            </w:r>
+          </w:p>
+        </w:tc>
+        <w:tc>
+          <w:tcPr>
+            <w:tcW w:type="dxa" w:w="4986"/>
+            <w:vAlign w:val="top"/>
+          </w:tcPr>
+          <w:p>
+            <w:r/>
+            <w:r>
+              <w:rPr>
+                <w:rFonts w:ascii="Times New Roman" w:hAnsi="Times New Roman"/>
+                <w:b w:val="0"/>
+                <w:sz w:val="20"/>
+              </w:rPr>
+              <w:t>Созданы поля embedding_*, индекс HNSW и RPC match_books_semantic.</w:t>
+            </w:r>
+          </w:p>
+        </w:tc>
+      </w:tr>
+      <w:tr>
+        <w:tc>
+          <w:tcPr>
+            <w:tcW w:type="dxa" w:w="4986"/>
+            <w:vAlign w:val="top"/>
+          </w:tcPr>
+          <w:p>
+            <w:r/>
+            <w:r>
+              <w:rPr>
+                <w:rFonts w:ascii="Times New Roman" w:hAnsi="Times New Roman"/>
+                <w:b w:val="0"/>
+                <w:sz w:val="20"/>
+              </w:rPr>
+              <w:t>Запуск ИИ-анализа книги</w:t>
+            </w:r>
+          </w:p>
+        </w:tc>
+        <w:tc>
+          <w:tcPr>
+            <w:tcW w:type="dxa" w:w="4986"/>
+            <w:vAlign w:val="top"/>
+          </w:tcPr>
+          <w:p>
+            <w:r/>
+            <w:r>
+              <w:rPr>
+                <w:rFonts w:ascii="Times New Roman" w:hAnsi="Times New Roman"/>
+                <w:b w:val="0"/>
+                <w:sz w:val="20"/>
+              </w:rPr>
+              <w:t>book_ai_profiles содержит embedding, embedding_model, embedding_dimension, embedding_updated_at.</w:t>
+            </w:r>
+          </w:p>
+        </w:tc>
+      </w:tr>
+      <w:tr>
+        <w:tc>
+          <w:tcPr>
+            <w:tcW w:type="dxa" w:w="4986"/>
+            <w:vAlign w:val="top"/>
+          </w:tcPr>
+          <w:p>
+            <w:r/>
+            <w:r>
+              <w:rPr>
+                <w:rFonts w:ascii="Times New Roman" w:hAnsi="Times New Roman"/>
+                <w:b w:val="0"/>
+                <w:sz w:val="20"/>
+              </w:rPr>
+              <w:t>Backfill существующих книг</w:t>
+            </w:r>
+          </w:p>
+        </w:tc>
+        <w:tc>
+          <w:tcPr>
+            <w:tcW w:type="dxa" w:w="4986"/>
+            <w:vAlign w:val="top"/>
+          </w:tcPr>
+          <w:p>
+            <w:r/>
+            <w:r>
+              <w:rPr>
+                <w:rFonts w:ascii="Times New Roman" w:hAnsi="Times New Roman"/>
+                <w:b w:val="0"/>
+                <w:sz w:val="20"/>
+              </w:rPr>
+              <w:t>npm run semantic:backfill обрабатывает книги без embedding и выводит отчет.</w:t>
+            </w:r>
+          </w:p>
+        </w:tc>
+      </w:tr>
+      <w:tr>
+        <w:tc>
+          <w:tcPr>
+            <w:tcW w:type="dxa" w:w="4986"/>
+            <w:vAlign w:val="top"/>
+          </w:tcPr>
+          <w:p>
+            <w:r/>
+            <w:r>
+              <w:rPr>
+                <w:rFonts w:ascii="Times New Roman" w:hAnsi="Times New Roman"/>
+                <w:b w:val="0"/>
+                <w:sz w:val="20"/>
+              </w:rPr>
+              <w:t>Запрос «книга о самоопределении в цифровом обществе»</w:t>
+            </w:r>
+          </w:p>
+        </w:tc>
+        <w:tc>
+          <w:tcPr>
+            <w:tcW w:type="dxa" w:w="4986"/>
+            <w:vAlign w:val="top"/>
+          </w:tcPr>
+          <w:p>
+            <w:r/>
+            <w:r>
+              <w:rPr>
+                <w:rFonts w:ascii="Times New Roman" w:hAnsi="Times New Roman"/>
+                <w:b w:val="0"/>
+                <w:sz w:val="20"/>
+              </w:rPr>
+              <w:t>Отображаются релевантные книги, отсортированные по similarity, даже без точного совпадения слов.</w:t>
+            </w:r>
+          </w:p>
+        </w:tc>
+      </w:tr>
+      <w:tr>
+        <w:tc>
+          <w:tcPr>
+            <w:tcW w:type="dxa" w:w="4986"/>
+            <w:vAlign w:val="top"/>
+          </w:tcPr>
+          <w:p>
+            <w:r/>
+            <w:r>
+              <w:rPr>
+                <w:rFonts w:ascii="Times New Roman" w:hAnsi="Times New Roman"/>
+                <w:b w:val="0"/>
+                <w:sz w:val="20"/>
+              </w:rPr>
+              <w:t>Ошибка OpenRouter embeddings</w:t>
+            </w:r>
+          </w:p>
+        </w:tc>
+        <w:tc>
+          <w:tcPr>
+            <w:tcW w:type="dxa" w:w="4986"/>
+            <w:vAlign w:val="top"/>
+          </w:tcPr>
+          <w:p>
+            <w:r/>
+            <w:r>
+              <w:rPr>
+                <w:rFonts w:ascii="Times New Roman" w:hAnsi="Times New Roman"/>
+                <w:b w:val="0"/>
+                <w:sz w:val="20"/>
+              </w:rPr>
+              <w:t>UI показывает предупреждение и результаты обычного поиска.</w:t>
+            </w:r>
+          </w:p>
+        </w:tc>
+      </w:tr>
+      <w:tr>
+        <w:tc>
+          <w:tcPr>
+            <w:tcW w:type="dxa" w:w="4986"/>
+            <w:vAlign w:val="top"/>
+          </w:tcPr>
+          <w:p>
+            <w:r/>
+            <w:r>
+              <w:rPr>
+                <w:rFonts w:ascii="Times New Roman" w:hAnsi="Times New Roman"/>
+                <w:b w:val="0"/>
+                <w:sz w:val="20"/>
+              </w:rPr>
+              <w:t>Безопасность</w:t>
+            </w:r>
+          </w:p>
+        </w:tc>
+        <w:tc>
+          <w:tcPr>
+            <w:tcW w:type="dxa" w:w="4986"/>
+            <w:vAlign w:val="top"/>
+          </w:tcPr>
+          <w:p>
+            <w:r/>
+            <w:r>
+              <w:rPr>
+                <w:rFonts w:ascii="Times New Roman" w:hAnsi="Times New Roman"/>
+                <w:b w:val="0"/>
+                <w:sz w:val="20"/>
+              </w:rPr>
+              <w:t>OPENROUTER_API_KEY и SUPABASE_SERVICE_ROLE_KEY отсутствуют во frontend bundle и архиве.</w:t>
+            </w:r>
+          </w:p>
+        </w:tc>
+      </w:tr>
+    </w:tbl>
+    <w:p/>
+    <w:p>
+      <w:pPr>
+        <w:pStyle w:val="Heading1"/>
+        <w:spacing w:after="120" w:line="276" w:lineRule="auto"/>
+      </w:pPr>
+      <w:r>
+        <w:rPr>
+          <w:rFonts w:ascii="Times New Roman" w:hAnsi="Times New Roman"/>
+          <w:b w:val="0"/>
+          <w:sz w:val="24"/>
+        </w:rPr>
+        <w:t>3. Критерии выхода</w:t>
       </w:r>
     </w:p>
     <w:p>
       <w:pPr>
-        <w:spacing w:after="60"/>
-        <w:ind w:left="425" w:hanging="198"/>
+        <w:spacing w:after="120" w:line="276" w:lineRule="auto"/>
+        <w:jc w:val="both"/>
       </w:pPr>
       <w:r>
         <w:rPr>
-          <w:rFonts w:ascii="Times New Roman" w:hAnsi="Times New Roman" w:eastAsia="Times New Roman"/>
+          <w:rFonts w:ascii="Times New Roman" w:hAnsi="Times New Roman"/>
+          <w:b w:val="0"/>
           <w:sz w:val="24"/>
         </w:rPr>
-        <w:t>— Проект собирается командой npm run build.</w:t>
-      </w:r>
-    </w:p>
-    <w:p>
-      <w:pPr>
-        <w:spacing w:after="60"/>
-        <w:ind w:left="425" w:hanging="198"/>
-      </w:pPr>
-      <w:r>
-        <w:rPr>
-          <w:rFonts w:ascii="Times New Roman" w:hAnsi="Times New Roman" w:eastAsia="Times New Roman"/>
-          <w:sz w:val="24"/>
-        </w:rPr>
-        <w:t>— В архиве нет node_modules, .env, .git и приватных ключей.</w:t>
-      </w:r>
-    </w:p>
-    <w:p>
-      <w:pPr>
-        <w:spacing w:after="60"/>
-        <w:ind w:left="425" w:hanging="198"/>
-      </w:pPr>
-      <w:r>
-        <w:rPr>
-          <w:rFonts w:ascii="Times New Roman" w:hAnsi="Times New Roman" w:eastAsia="Times New Roman"/>
-          <w:sz w:val="24"/>
-        </w:rPr>
-        <w:t>— Критические сценарии пользователя проходят полностью.</w:t>
-      </w:r>
-    </w:p>
-    <w:p>
-      <w:pPr>
-        <w:spacing w:after="60"/>
-        <w:ind w:left="425" w:hanging="198"/>
-      </w:pPr>
-      <w:r>
-        <w:rPr>
-          <w:rFonts w:ascii="Times New Roman" w:hAnsi="Times New Roman" w:eastAsia="Times New Roman"/>
-          <w:sz w:val="24"/>
-        </w:rPr>
-        <w:t>— Обычный пользователь не видит чужие заказы, корзину, избранное и предпочтения.</w:t>
-      </w:r>
-    </w:p>
-    <w:p>
-      <w:pPr>
-        <w:spacing w:after="60"/>
-        <w:ind w:left="425" w:hanging="198"/>
-      </w:pPr>
-      <w:r>
-        <w:rPr>
-          <w:rFonts w:ascii="Times New Roman" w:hAnsi="Times New Roman" w:eastAsia="Times New Roman"/>
-          <w:sz w:val="24"/>
-        </w:rPr>
-        <w:t>— Администратор может управлять каталогом и запускать ИИ-анализ.</w:t>
-      </w:r>
-    </w:p>
-    <w:p>
-      <w:pPr>
-        <w:spacing w:after="60"/>
-        <w:ind w:left="425" w:hanging="198"/>
-      </w:pPr>
-      <w:r>
-        <w:rPr>
-          <w:rFonts w:ascii="Times New Roman" w:hAnsi="Times New Roman" w:eastAsia="Times New Roman"/>
-          <w:sz w:val="24"/>
-        </w:rPr>
-        <w:t>— Документы 05 и 06 описывают Supabase/Vercel-архитектуру и не называют /api/v1 фактическим API.</w:t>
+        <w:t>Критические сценарии должны проходить без ошибок: запуск проекта, каталог, обычный поиск, смысловой поиск, карточка книги, избранное, корзина, заказ, админский ИИ-анализ. Если автоматические тесты отсутствуют, факт отсутствия скриптов lint/test фиксируется в отчете, а проверка выполняется через npm run build и ручные сценарии.</w:t>
       </w:r>
     </w:p>
     <w:sectPr>
+      <w:footerReference w:type="default" r:id="rId9"/>
       <w:pgSz w:w="12240" w:h="15840"/>
-      <w:pgMar w:top="1020" w:right="850" w:bottom="907" w:left="1134" w:header="720" w:footer="720" w:gutter="0"/>
+      <w:pgMar w:top="1134" w:right="850" w:bottom="1134" w:left="1417" w:header="720" w:footer="720" w:gutter="0"/>
       <w:cols w:space="720"/>
       <w:docGrid w:linePitch="360"/>
     </w:sectPr>
   </w:body>
 </w:document>
+</file>
+
+<file path=word/footer1.xml><?xml version="1.0" encoding="utf-8"?>
+<w:ftr xmlns:m="http://schemas.openxmlformats.org/officeDocument/2006/math" xmlns:mc="http://schemas.openxmlformats.org/markup-compatibility/2006" xmlns:mo="http://schemas.microsoft.com/office/mac/office/2008/main" xmlns:mv="urn:schemas-microsoft-com:mac:vml" xmlns:o="urn:schemas-microsoft-com:office:office" xmlns:r="http://schemas.openxmlformats.org/officeDocument/2006/relationships" xmlns:v="urn:schemas-microsoft-com:vml" xmlns:w10="urn:schemas-microsoft-com:office:word" xmlns:w14="http://schemas.microsoft.com/office/word/2010/wordml" xmlns:w="http://schemas.openxmlformats.org/wordprocessingml/2006/main" xmlns:wne="http://schemas.microsoft.com/office/word/2006/wordml" xmlns:wp14="http://schemas.microsoft.com/office/word/2010/wordprocessingDrawing" xmlns:wp="http://schemas.openxmlformats.org/drawingml/2006/wordprocessingDrawing" xmlns:wpc="http://schemas.microsoft.com/office/word/2010/wordprocessingCanvas" xmlns:wpg="http://schemas.microsoft.com/office/word/2010/wordprocessingGroup" xmlns:wpi="http://schemas.microsoft.com/office/word/2010/wordprocessingInk" xmlns:wps="http://schemas.microsoft.com/office/word/2010/wordprocessingShape" mc:Ignorable="w14 wp14">
+  <w:p>
+    <w:pPr>
+      <w:pStyle w:val="Footer"/>
+      <w:jc w:val="center"/>
+    </w:pPr>
+    <w:r>
+      <w:rPr>
+        <w:rFonts w:ascii="Times New Roman" w:hAnsi="Times New Roman"/>
+        <w:sz w:val="18"/>
+      </w:rPr>
+      <w:t>Веб-сервис онлайн-продажи книг с ИИ-рекомендациями</w:t>
+    </w:r>
+  </w:p>
+</w:ftr>
 </file>
 
 <file path=word/numbering.xml><?xml version="1.0" encoding="utf-8"?>
@@ -1015,7 +964,7 @@
     <w:qFormat/>
     <w:rsid w:val="00FC693F"/>
     <w:rPr>
-      <w:rFonts w:ascii="Times New Roman" w:hAnsi="Times New Roman" w:eastAsia="Times New Roman"/>
+      <w:rFonts w:ascii="Times New Roman" w:hAnsi="Times New Roman"/>
       <w:sz w:val="24"/>
     </w:rPr>
   </w:style>
@@ -1078,11 +1027,10 @@
       <w:outlineLvl w:val="0"/>
     </w:pPr>
     <w:rPr>
-      <w:rFonts w:asciiTheme="majorHAnsi" w:eastAsiaTheme="majorEastAsia" w:hAnsiTheme="majorHAnsi" w:cstheme="majorBidi" w:ascii="Times New Roman" w:hAnsi="Times New Roman" w:eastAsia="Times New Roman"/>
+      <w:rFonts w:asciiTheme="majorHAnsi" w:eastAsiaTheme="majorEastAsia" w:hAnsiTheme="majorHAnsi" w:cstheme="majorBidi" w:ascii="Times New Roman" w:hAnsi="Times New Roman"/>
       <w:b/>
       <w:bCs/>
-      <w:color w:val="1A2B3C"/>
-      <w:sz w:val="28"/>
+      <w:sz w:val="32"/>
       <w:szCs w:val="28"/>
     </w:rPr>
   </w:style>
@@ -1102,11 +1050,10 @@
       <w:outlineLvl w:val="1"/>
     </w:pPr>
     <w:rPr>
-      <w:rFonts w:asciiTheme="majorHAnsi" w:eastAsiaTheme="majorEastAsia" w:hAnsiTheme="majorHAnsi" w:cstheme="majorBidi" w:ascii="Times New Roman" w:hAnsi="Times New Roman" w:eastAsia="Times New Roman"/>
+      <w:rFonts w:asciiTheme="majorHAnsi" w:eastAsiaTheme="majorEastAsia" w:hAnsiTheme="majorHAnsi" w:cstheme="majorBidi" w:ascii="Times New Roman" w:hAnsi="Times New Roman"/>
       <w:b/>
       <w:bCs/>
-      <w:color w:val="1A2B3C"/>
-      <w:sz w:val="26"/>
+      <w:sz w:val="28"/>
       <w:szCs w:val="26"/>
     </w:rPr>
   </w:style>
@@ -1126,10 +1073,10 @@
       <w:outlineLvl w:val="2"/>
     </w:pPr>
     <w:rPr>
-      <w:rFonts w:asciiTheme="majorHAnsi" w:eastAsiaTheme="majorEastAsia" w:hAnsiTheme="majorHAnsi" w:cstheme="majorBidi" w:ascii="Times New Roman" w:hAnsi="Times New Roman" w:eastAsia="Times New Roman"/>
+      <w:rFonts w:asciiTheme="majorHAnsi" w:eastAsiaTheme="majorEastAsia" w:hAnsiTheme="majorHAnsi" w:cstheme="majorBidi" w:ascii="Times New Roman" w:hAnsi="Times New Roman"/>
       <w:b/>
       <w:bCs/>
-      <w:color w:val="1A2B3C"/>
+      <w:sz w:val="24"/>
     </w:rPr>
   </w:style>
   <w:style w:type="paragraph" w:styleId="Heading4">
